--- a/papers/class11_v2/AMO_C11_L1_PracticePaper5_v2.docx
+++ b/papers/class11_v2/AMO_C11_L1_PracticePaper5_v2.docx
@@ -3651,7 +3651,24 @@
                 <w:i w:val="0"/>
                 <w:sz w:val="22"/>
               </w:rPr>
-              <w:t xml:space="preserve">)ⁿ, where </w:t>
+              <w:t xml:space="preserve">)</w:t>
+            </w:r>
+            <w:r>
+              <w:rPr>
+                <w:b w:val="0"/>
+                <w:sz w:val="22"/>
+                <w:i/>
+                <w:vertAlign w:val="superscript"/>
+              </w:rPr>
+              <w:t>n</w:t>
+            </w:r>
+            <w:r>
+              <w:rPr>
+                <w:b w:val="0"/>
+                <w:i w:val="0"/>
+                <w:sz w:val="22"/>
+              </w:rPr>
+              <w:t xml:space="preserve">, where </w:t>
             </w:r>
             <w:r>
               <w:rPr>
@@ -18827,7 +18844,24 @@
                 <w:i w:val="0"/>
                 <w:sz w:val="20"/>
               </w:rPr>
-              <w:t>iⁿ is real (1 or −1) exactly when n is even, and there are 10 even numbers from 1 to 20.</w:t>
+              <w:t xml:space="preserve">i</w:t>
+            </w:r>
+            <w:r>
+              <w:rPr>
+                <w:b w:val="0"/>
+                <w:sz w:val="20"/>
+                <w:i/>
+                <w:vertAlign w:val="superscript"/>
+              </w:rPr>
+              <w:t>n</w:t>
+            </w:r>
+            <w:r>
+              <w:rPr>
+                <w:b w:val="0"/>
+                <w:i w:val="0"/>
+                <w:sz w:val="20"/>
+              </w:rPr>
+              <w:t xml:space="preserve"> is real (1 or −1) exactly when n is even, and there are 10 even numbers from 1 to 20.</w:t>
             </w:r>
           </w:p>
         </w:tc>
